--- a/storage/templates/normalized-docx/BM-200/BM-200_normalized.docx
+++ b/storage/templates/normalized-docx/BM-200/BM-200_normalized.docx
@@ -963,7 +963,7 @@
           <w:rFonts w:cs="Times New Roman" w:ascii="Times New Roman" w:hAnsi="Times New Roman"/>
           <w:szCs w:val="28"/>
         </w:rPr>
-        <w:t>{{document.field}}</w:t>
+        <w:t>{{document.fullDocumentCode}}</w:t>
       </w:r>
     </w:p>
     <w:p>
